--- a/ethics/hrec-narrative.docx
+++ b/ethics/hrec-narrative.docx
@@ -80,18 +80,6 @@
       </w:pPr>
       <w:r>
         <w:t xml:space="preserve">Dr Torsten Reiners (SoMM) - confirmation pending</w:t>
-      </w:r>
-    </w:p>
-    <w:p>
-      <w:pPr>
-        <w:pStyle w:val="Compact"/>
-        <w:numPr>
-          <w:ilvl w:val="0"/>
-          <w:numId w:val="1001"/>
-        </w:numPr>
-      </w:pPr>
-      <w:r>
-        <w:t xml:space="preserve">[Additional colleague - TBC]</w:t>
       </w:r>
     </w:p>
     <w:p>

--- a/ethics/hrec-narrative.docx
+++ b/ethics/hrec-narrative.docx
@@ -103,7 +103,7 @@
         </w:numPr>
       </w:pPr>
       <w:r>
-        <w:t xml:space="preserve">[Unit 1 - e.g., ISYS6020]</w:t>
+        <w:t xml:space="preserve">ISYS6018 Information Security Audit and Control (~50 students)</w:t>
       </w:r>
     </w:p>
     <w:p>
@@ -115,7 +115,7 @@
         </w:numPr>
       </w:pPr>
       <w:r>
-        <w:t xml:space="preserve">[Unit 2 - Marketing Unit]</w:t>
+        <w:t xml:space="preserve">MKTG1000 Discovering Marketing (~220 students)</w:t>
       </w:r>
     </w:p>
     <w:p>
@@ -127,19 +127,7 @@
         </w:numPr>
       </w:pPr>
       <w:r>
-        <w:t xml:space="preserve">[Unit 3 - Supply Chain Unit]</w:t>
-      </w:r>
-    </w:p>
-    <w:p>
-      <w:pPr>
-        <w:pStyle w:val="Compact"/>
-        <w:numPr>
-          <w:ilvl w:val="0"/>
-          <w:numId w:val="1002"/>
-        </w:numPr>
-      </w:pPr>
-      <w:r>
-        <w:t xml:space="preserve">[Optional 4th Unit - TBC]</w:t>
+        <w:t xml:space="preserve">MGMT6076 Supply Chain Digitalisation and Innovation (~30 students)</w:t>
       </w:r>
     </w:p>
     <w:p>
@@ -341,7 +329,7 @@
         <w:t xml:space="preserve"> </w:t>
       </w:r>
       <w:r>
-        <w:t xml:space="preserve">~60-120 students total; power analysis to be finalised post unit confirmations.</w:t>
+        <w:t xml:space="preserve">Combined enrolment ~300 students across three units; estimated 100-200 voluntary participants. Power analysis to be finalised once participation rates are confirmed.</w:t>
       </w:r>
     </w:p>
     <w:p>
@@ -522,7 +510,7 @@
         <w:t xml:space="preserve"> </w:t>
       </w:r>
       <w:r>
-        <w:t xml:space="preserve">NBF Learning &amp; Teaching Grant 2026 (AUD $20,000). No conflicts declared. Monitoring: PI reviews logs after sessions; adverse events reported to HREC. Timeline: Apr-Dec 2026 data collection and dissemination; reporting in 2027.</w:t>
+        <w:t xml:space="preserve">NBF Learning &amp; Teaching Grant 2026 (AUD $20,000). No conflicts declared. Monitoring: PI reviews logs after sessions; adverse events reported to HREC. Timeline: Apr-Jun 2026 preparation and piloting; Jul-Oct 2026 data collection (Semester 2); Nov 2026-Jun 2027 analysis, writing, and reporting.</w:t>
       </w:r>
     </w:p>
     <w:bookmarkEnd w:id="27"/>
